--- a/docs/u1.docx
+++ b/docs/u1.docx
@@ -7,7 +7,95 @@
         <w:pStyle w:val="Title"/>
       </w:pPr>
       <w:r>
-        <w:t xml:space="preserve">Introduction To Digital Literacies for Online Learning</w:t>
+        <w:t xml:space="preserve">Introduction</w:t>
+      </w:r>
+      <w:r>
+        <w:t xml:space="preserve"> </w:t>
+      </w:r>
+      <w:r>
+        <w:t xml:space="preserve">To</w:t>
+      </w:r>
+      <w:r>
+        <w:t xml:space="preserve"> </w:t>
+      </w:r>
+      <w:r>
+        <w:t xml:space="preserve">Digital</w:t>
+      </w:r>
+      <w:r>
+        <w:t xml:space="preserve"> </w:t>
+      </w:r>
+      <w:r>
+        <w:t xml:space="preserve">Literacies</w:t>
+      </w:r>
+      <w:r>
+        <w:t xml:space="preserve"> </w:t>
+      </w:r>
+      <w:r>
+        <w:t xml:space="preserve">for</w:t>
+      </w:r>
+      <w:r>
+        <w:t xml:space="preserve"> </w:t>
+      </w:r>
+      <w:r>
+        <w:t xml:space="preserve">Online</w:t>
+      </w:r>
+      <w:r>
+        <w:t xml:space="preserve"> </w:t>
+      </w:r>
+      <w:r>
+        <w:t xml:space="preserve">Learning</w:t>
+      </w:r>
+    </w:p>
+    <w:p>
+      <w:pPr>
+        <w:pStyle w:val="Author"/>
+      </w:pPr>
+      <w:r>
+        <w:t xml:space="preserve">Colin</w:t>
+      </w:r>
+      <w:r>
+        <w:t xml:space="preserve"> </w:t>
+      </w:r>
+      <w:r>
+        <w:t xml:space="preserve">Madland</w:t>
+      </w:r>
+      <w:r>
+        <w:t xml:space="preserve"> </w:t>
+      </w:r>
+      <w:r>
+        <w:t xml:space="preserve">and</w:t>
+      </w:r>
+      <w:r>
+        <w:t xml:space="preserve"> </w:t>
+      </w:r>
+      <w:r>
+        <w:t xml:space="preserve">Kelly</w:t>
+      </w:r>
+      <w:r>
+        <w:t xml:space="preserve"> </w:t>
+      </w:r>
+      <w:r>
+        <w:t xml:space="preserve">Marjanovic</w:t>
+      </w:r>
+    </w:p>
+    <w:p>
+      <w:pPr>
+        <w:pStyle w:val="Date"/>
+      </w:pPr>
+      <w:r>
+        <w:t xml:space="preserve">Jan</w:t>
+      </w:r>
+      <w:r>
+        <w:t xml:space="preserve"> </w:t>
+      </w:r>
+      <w:r>
+        <w:t xml:space="preserve">9,</w:t>
+      </w:r>
+      <w:r>
+        <w:t xml:space="preserve"> </w:t>
+      </w:r>
+      <w:r>
+        <w:t xml:space="preserve">2026</w:t>
       </w:r>
     </w:p>
     <w:p>
@@ -37,7 +125,13 @@
         <w:t xml:space="preserve"> </w:t>
       </w:r>
       <w:r>
-        <w:t xml:space="preserve">“ownership”</w:t>
+        <w:t xml:space="preserve">“</w:t>
+      </w:r>
+      <w:r>
+        <w:t xml:space="preserve">ownership</w:t>
+      </w:r>
+      <w:r>
+        <w:t xml:space="preserve">”</w:t>
       </w:r>
       <w:r>
         <w:t xml:space="preserve"> </w:t>
@@ -368,7 +462,13 @@
         <w:t xml:space="preserve"> </w:t>
       </w:r>
       <w:r>
-        <w:t xml:space="preserve">“the digital”</w:t>
+        <w:t xml:space="preserve">“</w:t>
+      </w:r>
+      <w:r>
+        <w:t xml:space="preserve">the digital</w:t>
+      </w:r>
+      <w:r>
+        <w:t xml:space="preserve">”</w:t>
       </w:r>
       <w:r>
         <w:t xml:space="preserve"> </w:t>
@@ -1668,7 +1768,13 @@
         <w:t xml:space="preserve"> </w:t>
       </w:r>
       <w:r>
-        <w:t xml:space="preserve">“tips for online learning”</w:t>
+        <w:t xml:space="preserve">“</w:t>
+      </w:r>
+      <w:r>
+        <w:t xml:space="preserve">tips for online learning</w:t>
+      </w:r>
+      <w:r>
+        <w:t xml:space="preserve">”</w:t>
       </w:r>
       <w:r>
         <w:t xml:space="preserve"> </w:t>
@@ -1680,7 +1786,13 @@
         <w:t xml:space="preserve"> </w:t>
       </w:r>
       <w:r>
-        <w:t xml:space="preserve">“how to succeed in your online class,”</w:t>
+        <w:t xml:space="preserve">“</w:t>
+      </w:r>
+      <w:r>
+        <w:t xml:space="preserve">how to succeed in your online class,</w:t>
+      </w:r>
+      <w:r>
+        <w:t xml:space="preserve">”</w:t>
       </w:r>
       <w:r>
         <w:t xml:space="preserve"> </w:t>
@@ -1769,7 +1881,13 @@
         <w:t xml:space="preserve"> </w:t>
       </w:r>
       <w:r>
-        <w:t xml:space="preserve">“The Learner”</w:t>
+        <w:t xml:space="preserve">“</w:t>
+      </w:r>
+      <w:r>
+        <w:t xml:space="preserve">The Learner</w:t>
+      </w:r>
+      <w:r>
+        <w:t xml:space="preserve">”</w:t>
       </w:r>
       <w:r>
         <w:t xml:space="preserve"> </w:t>
@@ -2078,7 +2196,13 @@
         <w:t xml:space="preserve"> </w:t>
       </w:r>
       <w:r>
-        <w:t xml:space="preserve">“Method”</w:t>
+        <w:t xml:space="preserve">“</w:t>
+      </w:r>
+      <w:r>
+        <w:t xml:space="preserve">Method</w:t>
+      </w:r>
+      <w:r>
+        <w:t xml:space="preserve">”</w:t>
       </w:r>
       <w:r>
         <w:t xml:space="preserve"> </w:t>
@@ -2289,7 +2413,13 @@
         <w:t xml:space="preserve"> </w:t>
       </w:r>
       <w:r>
-        <w:t xml:space="preserve">“References”</w:t>
+        <w:t xml:space="preserve">“</w:t>
+      </w:r>
+      <w:r>
+        <w:t xml:space="preserve">References</w:t>
+      </w:r>
+      <w:r>
+        <w:t xml:space="preserve">”</w:t>
       </w:r>
       <w:r>
         <w:t xml:space="preserve"> </w:t>
@@ -2465,7 +2595,13 @@
         <w:t xml:space="preserve"> </w:t>
       </w:r>
       <w:r>
-        <w:t xml:space="preserve">‘#leadership’</w:t>
+        <w:t xml:space="preserve">‘</w:t>
+      </w:r>
+      <w:r>
+        <w:t xml:space="preserve">#leadership</w:t>
+      </w:r>
+      <w:r>
+        <w:t xml:space="preserve">’</w:t>
       </w:r>
       <w:r>
         <w:t xml:space="preserve">. You are welcome to explore other course categories and to consider Learning Community as your digital campus.</w:t>
@@ -2598,7 +2734,13 @@
         <w:t xml:space="preserve"> </w:t>
       </w:r>
       <w:r>
-        <w:t xml:space="preserve">“Wow”</w:t>
+        <w:t xml:space="preserve">“</w:t>
+      </w:r>
+      <w:r>
+        <w:t xml:space="preserve">Wow</w:t>
+      </w:r>
+      <w:r>
+        <w:t xml:space="preserve">”</w:t>
       </w:r>
       <w:r>
         <w:t xml:space="preserve"> </w:t>
@@ -2610,7 +2752,13 @@
         <w:t xml:space="preserve"> </w:t>
       </w:r>
       <w:r>
-        <w:t xml:space="preserve">“Wonder”</w:t>
+        <w:t xml:space="preserve">“</w:t>
+      </w:r>
+      <w:r>
+        <w:t xml:space="preserve">Wonder</w:t>
+      </w:r>
+      <w:r>
+        <w:t xml:space="preserve">”</w:t>
       </w:r>
       <w:r>
         <w:t xml:space="preserve"> </w:t>
@@ -2652,7 +2800,13 @@
         <w:t xml:space="preserve"> </w:t>
       </w:r>
       <w:r>
-        <w:t xml:space="preserve">“the digital.”</w:t>
+        <w:t xml:space="preserve">“</w:t>
+      </w:r>
+      <w:r>
+        <w:t xml:space="preserve">the digital.</w:t>
+      </w:r>
+      <w:r>
+        <w:t xml:space="preserve">”</w:t>
       </w:r>
       <w:r>
         <w:t xml:space="preserve"> </w:t>
@@ -3041,7 +3195,13 @@
         <w:pStyle w:val="BlockText"/>
       </w:pPr>
       <w:r>
-        <w:t xml:space="preserve">“In today’s world, being literate requires much, much more than the traditional literacy of yesterday.”</w:t>
+        <w:t xml:space="preserve">“</w:t>
+      </w:r>
+      <w:r>
+        <w:t xml:space="preserve">In today’s world, being literate requires much, much more than the traditional literacy of yesterday.</w:t>
+      </w:r>
+      <w:r>
+        <w:t xml:space="preserve">”</w:t>
       </w:r>
       <w:r>
         <w:t xml:space="preserve"> </w:t>
@@ -3061,7 +3221,13 @@
         <w:t xml:space="preserve"> </w:t>
       </w:r>
       <w:r>
-        <w:t xml:space="preserve">“go-to”</w:t>
+        <w:t xml:space="preserve">“</w:t>
+      </w:r>
+      <w:r>
+        <w:t xml:space="preserve">go-to</w:t>
+      </w:r>
+      <w:r>
+        <w:t xml:space="preserve">”</w:t>
       </w:r>
       <w:r>
         <w:t xml:space="preserve"> </w:t>
@@ -3565,20 +3731,34 @@
           <w:b/>
           <w:bCs/>
         </w:rPr>
-        <w:t xml:space="preserve">‘Today’s Daily Note’</w:t>
+        <w:t xml:space="preserve">‘</w:t>
       </w:r>
       <w:r>
         <w:rPr>
           <w:b/>
           <w:bCs/>
         </w:rPr>
-        <w:t xml:space="preserve"> </w:t>
+        <w:t xml:space="preserve">Today’s Daily Note</w:t>
       </w:r>
       <w:r>
         <w:rPr>
           <w:b/>
           <w:bCs/>
         </w:rPr>
+        <w:t xml:space="preserve">’</w:t>
+      </w:r>
+      <w:r>
+        <w:rPr>
+          <w:b/>
+          <w:bCs/>
+        </w:rPr>
+        <w:t xml:space="preserve"> </w:t>
+      </w:r>
+      <w:r>
+        <w:rPr>
+          <w:b/>
+          <w:bCs/>
+        </w:rPr>
         <w:t xml:space="preserve">in Obsidian</w:t>
       </w:r>
     </w:p>
@@ -3593,7 +3773,13 @@
         <w:t xml:space="preserve"> </w:t>
       </w:r>
       <w:r>
-        <w:t xml:space="preserve">‘Notes’</w:t>
+        <w:t xml:space="preserve">‘</w:t>
+      </w:r>
+      <w:r>
+        <w:t xml:space="preserve">Notes</w:t>
+      </w:r>
+      <w:r>
+        <w:t xml:space="preserve">’</w:t>
       </w:r>
       <w:r>
         <w:t xml:space="preserve"> </w:t>
@@ -4172,7 +4358,13 @@
         <w:t xml:space="preserve"> </w:t>
       </w:r>
       <w:r>
-        <w:t xml:space="preserve">“digital literacy.”</w:t>
+        <w:t xml:space="preserve">“</w:t>
+      </w:r>
+      <w:r>
+        <w:t xml:space="preserve">digital literacy.</w:t>
+      </w:r>
+      <w:r>
+        <w:t xml:space="preserve">”</w:t>
       </w:r>
       <w:r>
         <w:t xml:space="preserve"> </w:t>
@@ -4196,7 +4388,13 @@
         <w:t xml:space="preserve"> </w:t>
       </w:r>
       <w:r>
-        <w:t xml:space="preserve">“digital skills.”</w:t>
+        <w:t xml:space="preserve">“</w:t>
+      </w:r>
+      <w:r>
+        <w:t xml:space="preserve">digital skills.</w:t>
+      </w:r>
+      <w:r>
+        <w:t xml:space="preserve">”</w:t>
       </w:r>
       <w:r>
         <w:t xml:space="preserve"> </w:t>
@@ -4220,7 +4418,13 @@
         <w:t xml:space="preserve"> </w:t>
       </w:r>
       <w:r>
-        <w:t xml:space="preserve">“digital fluency.”</w:t>
+        <w:t xml:space="preserve">“</w:t>
+      </w:r>
+      <w:r>
+        <w:t xml:space="preserve">digital fluency.</w:t>
+      </w:r>
+      <w:r>
+        <w:t xml:space="preserve">”</w:t>
       </w:r>
       <w:r>
         <w:t xml:space="preserve"> </w:t>
@@ -4303,7 +4507,13 @@
         <w:t xml:space="preserve"> </w:t>
       </w:r>
       <w:r>
-        <w:t xml:space="preserve">“the capabilities which fit an individual for living, learning and working in a digital society (n.d., Introduction).”</w:t>
+        <w:t xml:space="preserve">“</w:t>
+      </w:r>
+      <w:r>
+        <w:t xml:space="preserve">the capabilities which fit an individual for living, learning and working in a digital society (n.d., Introduction).</w:t>
+      </w:r>
+      <w:r>
+        <w:t xml:space="preserve">”</w:t>
       </w:r>
       <w:r>
         <w:t xml:space="preserve"> </w:t>
@@ -4641,19 +4851,19 @@
         </w:r>
       </w:hyperlink>
       <w:r>
-        <w:t xml:space="preserve">,”</w:t>
-      </w:r>
-      <w:r>
-        <w:t xml:space="preserve"> </w:t>
-      </w:r>
-      <w:r>
-        <w:t xml:space="preserve">by Jisc Digital Experience Insights,</w:t>
-      </w:r>
-      <w:r>
-        <w:t xml:space="preserve"> </w:t>
-      </w:r>
-      <w:r>
-        <w:t xml:space="preserve">(n.d.)</w:t>
+        <w:t xml:space="preserve">,</w:t>
+      </w:r>
+      <w:r>
+        <w:t xml:space="preserve">”</w:t>
+      </w:r>
+      <w:r>
+        <w:t xml:space="preserve"> </w:t>
+      </w:r>
+      <w:r>
+        <w:t xml:space="preserve">by Jisc Digital Experience Insights, -</w:t>
+      </w:r>
+      <w:r>
+        <w:t xml:space="preserve">Jisc Digital Experience Insights (n.d.)</w:t>
       </w:r>
       <w:r>
         <w:t xml:space="preserve">, p. 2. CC BY-NC-ND 2.0 UK</w:t>
@@ -4963,7 +5173,13 @@
         <w:t xml:space="preserve"> </w:t>
       </w:r>
       <w:r>
-        <w:t xml:space="preserve">“like”</w:t>
+        <w:t xml:space="preserve">“</w:t>
+      </w:r>
+      <w:r>
+        <w:t xml:space="preserve">like</w:t>
+      </w:r>
+      <w:r>
+        <w:t xml:space="preserve">”</w:t>
       </w:r>
       <w:r>
         <w:t xml:space="preserve"> </w:t>
@@ -5083,7 +5299,13 @@
         <w:t xml:space="preserve"> </w:t>
       </w:r>
       <w:r>
-        <w:t xml:space="preserve">“digital literacy self-assessment”</w:t>
+        <w:t xml:space="preserve">“</w:t>
+      </w:r>
+      <w:r>
+        <w:t xml:space="preserve">digital literacy self-assessment</w:t>
+      </w:r>
+      <w:r>
+        <w:t xml:space="preserve">”</w:t>
       </w:r>
     </w:p>
     <w:p>
@@ -5221,7 +5443,13 @@
         <w:t xml:space="preserve"> </w:t>
       </w:r>
       <w:r>
-        <w:t xml:space="preserve">“digital natives”</w:t>
+        <w:t xml:space="preserve">“</w:t>
+      </w:r>
+      <w:r>
+        <w:t xml:space="preserve">digital natives</w:t>
+      </w:r>
+      <w:r>
+        <w:t xml:space="preserve">”</w:t>
       </w:r>
       <w:r>
         <w:t xml:space="preserve"> </w:t>
@@ -5233,7 +5461,13 @@
         <w:t xml:space="preserve"> </w:t>
       </w:r>
       <w:r>
-        <w:t xml:space="preserve">“digital immigrants?”</w:t>
+        <w:t xml:space="preserve">“</w:t>
+      </w:r>
+      <w:r>
+        <w:t xml:space="preserve">digital immigrants?</w:t>
+      </w:r>
+      <w:r>
+        <w:t xml:space="preserve">”</w:t>
       </w:r>
       <w:r>
         <w:t xml:space="preserve"> </w:t>
@@ -5288,7 +5522,13 @@
         <w:t xml:space="preserve"> </w:t>
       </w:r>
       <w:r>
-        <w:t xml:space="preserve">“digital natives”</w:t>
+        <w:t xml:space="preserve">“</w:t>
+      </w:r>
+      <w:r>
+        <w:t xml:space="preserve">digital natives</w:t>
+      </w:r>
+      <w:r>
+        <w:t xml:space="preserve">”</w:t>
       </w:r>
       <w:r>
         <w:t xml:space="preserve"> </w:t>
@@ -5300,7 +5540,13 @@
         <w:t xml:space="preserve"> </w:t>
       </w:r>
       <w:r>
-        <w:t xml:space="preserve">“digital immigrants.”</w:t>
+        <w:t xml:space="preserve">“</w:t>
+      </w:r>
+      <w:r>
+        <w:t xml:space="preserve">digital immigrants.</w:t>
+      </w:r>
+      <w:r>
+        <w:t xml:space="preserve">”</w:t>
       </w:r>
       <w:r>
         <w:t xml:space="preserve"> </w:t>
@@ -5312,7 +5558,13 @@
         <w:t xml:space="preserve"> </w:t>
       </w:r>
       <w:r>
-        <w:t xml:space="preserve">“native”</w:t>
+        <w:t xml:space="preserve">“</w:t>
+      </w:r>
+      <w:r>
+        <w:t xml:space="preserve">native</w:t>
+      </w:r>
+      <w:r>
+        <w:t xml:space="preserve">”</w:t>
       </w:r>
       <w:r>
         <w:t xml:space="preserve"> </w:t>
@@ -6254,7 +6506,13 @@
         <w:t xml:space="preserve"> </w:t>
       </w:r>
       <w:r>
-        <w:t xml:space="preserve">“harvest”</w:t>
+        <w:t xml:space="preserve">“</w:t>
+      </w:r>
+      <w:r>
+        <w:t xml:space="preserve">harvest</w:t>
+      </w:r>
+      <w:r>
+        <w:t xml:space="preserve">”</w:t>
       </w:r>
       <w:r>
         <w:t xml:space="preserve"> </w:t>
@@ -6317,7 +6575,13 @@
         <w:t xml:space="preserve"> </w:t>
       </w:r>
       <w:r>
-        <w:t xml:space="preserve">“sacrificial”</w:t>
+        <w:t xml:space="preserve">“</w:t>
+      </w:r>
+      <w:r>
+        <w:t xml:space="preserve">sacrificial</w:t>
+      </w:r>
+      <w:r>
+        <w:t xml:space="preserve">”</w:t>
       </w:r>
       <w:r>
         <w:t xml:space="preserve"> </w:t>
@@ -6329,7 +6593,13 @@
         <w:t xml:space="preserve"> </w:t>
       </w:r>
       <w:r>
-        <w:t xml:space="preserve">“alias”</w:t>
+        <w:t xml:space="preserve">“</w:t>
+      </w:r>
+      <w:r>
+        <w:t xml:space="preserve">alias</w:t>
+      </w:r>
+      <w:r>
+        <w:t xml:space="preserve">”</w:t>
       </w:r>
       <w:r>
         <w:t xml:space="preserve"> </w:t>
@@ -6366,7 +6636,13 @@
         <w:t xml:space="preserve"> </w:t>
       </w:r>
       <w:r>
-        <w:t xml:space="preserve">“scrape”</w:t>
+        <w:t xml:space="preserve">“</w:t>
+      </w:r>
+      <w:r>
+        <w:t xml:space="preserve">scrape</w:t>
+      </w:r>
+      <w:r>
+        <w:t xml:space="preserve">”</w:t>
       </w:r>
       <w:r>
         <w:t xml:space="preserve"> </w:t>
@@ -6448,7 +6724,13 @@
         <w:t xml:space="preserve"> </w:t>
       </w:r>
       <w:r>
-        <w:t xml:space="preserve">“s”</w:t>
+        <w:t xml:space="preserve">“</w:t>
+      </w:r>
+      <w:r>
+        <w:t xml:space="preserve">s</w:t>
+      </w:r>
+      <w:r>
+        <w:t xml:space="preserve">”</w:t>
       </w:r>
       <w:r>
         <w:t xml:space="preserve"> </w:t>
@@ -6545,7 +6827,13 @@
         </w:numPr>
       </w:pPr>
       <w:r>
-        <w:t xml:space="preserve">“How secure is my password”</w:t>
+        <w:t xml:space="preserve">“</w:t>
+      </w:r>
+      <w:r>
+        <w:t xml:space="preserve">How secure is my password</w:t>
+      </w:r>
+      <w:r>
+        <w:t xml:space="preserve">”</w:t>
       </w:r>
       <w:r>
         <w:t xml:space="preserve"> </w:t>
@@ -6801,7 +7089,7 @@
       <w:r>
         <w:drawing>
           <wp:inline>
-            <wp:extent cx="5334000" cy="2798618"/>
+            <wp:extent cx="5334000" cy="2800350"/>
             <wp:effectExtent b="0" l="0" r="0" t="0"/>
             <wp:docPr descr="" title="" id="72" name="Picture"/>
             <a:graphic>
@@ -6822,7 +7110,7 @@
                   <pic:spPr bwMode="auto">
                     <a:xfrm>
                       <a:off x="0" y="0"/>
-                      <a:ext cx="5334000" cy="2798618"/>
+                      <a:ext cx="5334000" cy="2800350"/>
                     </a:xfrm>
                     <a:prstGeom prst="rect">
                       <a:avLst/>
@@ -6890,19 +7178,22 @@
         <w:t xml:space="preserve"> </w:t>
       </w:r>
       <w:r>
-        <w:t xml:space="preserve">“Are Your Passwords in the Green in 2023?,”</w:t>
-      </w:r>
-      <w:r>
-        <w:t xml:space="preserve"> </w:t>
-      </w:r>
-      <w:r>
-        <w:t xml:space="preserve">by C. Nesky,</w:t>
-      </w:r>
-      <w:r>
-        <w:t xml:space="preserve"> </w:t>
-      </w:r>
-      <w:r>
-        <w:t xml:space="preserve">(2023)</w:t>
+        <w:t xml:space="preserve">“</w:t>
+      </w:r>
+      <w:r>
+        <w:t xml:space="preserve">Are Your Passwords in the Green in 2023?,</w:t>
+      </w:r>
+      <w:r>
+        <w:t xml:space="preserve">”</w:t>
+      </w:r>
+      <w:r>
+        <w:t xml:space="preserve"> </w:t>
+      </w:r>
+      <w:r>
+        <w:t xml:space="preserve">by C. Nesky, -</w:t>
+      </w:r>
+      <w:r>
+        <w:t xml:space="preserve">Neskey (2023)</w:t>
       </w:r>
       <w:r>
         <w:t xml:space="preserve">,</w:t>
@@ -7426,7 +7717,13 @@
         <w:t xml:space="preserve"> </w:t>
       </w:r>
       <w:r>
-        <w:t xml:space="preserve">“private”</w:t>
+        <w:t xml:space="preserve">“</w:t>
+      </w:r>
+      <w:r>
+        <w:t xml:space="preserve">private</w:t>
+      </w:r>
+      <w:r>
+        <w:t xml:space="preserve">”</w:t>
       </w:r>
       <w:r>
         <w:t xml:space="preserve"> </w:t>
@@ -7505,7 +7802,13 @@
         <w:t xml:space="preserve"> </w:t>
       </w:r>
       <w:r>
-        <w:t xml:space="preserve">“who benefits when I do this?”</w:t>
+        <w:t xml:space="preserve">“</w:t>
+      </w:r>
+      <w:r>
+        <w:t xml:space="preserve">who benefits when I do this?</w:t>
+      </w:r>
+      <w:r>
+        <w:t xml:space="preserve">”</w:t>
       </w:r>
       <w:r>
         <w:t xml:space="preserve"> </w:t>
@@ -9385,11 +9688,7 @@
     </w:p>
     <w:bookmarkEnd w:id="113"/>
     <w:bookmarkEnd w:id="114"/>
-    <w:sectPr>
-      <w:footnotePr>
-        <w:numRestart w:val="eachSect"/>
-      </w:footnotePr>
-    </w:sectPr>
+    <w:sectPr/>
   </w:body>
 </w:document>
 </file>
@@ -9959,6 +10258,8 @@
     </w:pPr>
     <w:rPr>
       <w:rFonts w:asciiTheme="majorHAnsi" w:cstheme="majorBidi" w:eastAsiaTheme="majorEastAsia" w:hAnsiTheme="majorHAnsi"/>
+      <w:spacing w:val="-10"/>
+      <w:kern w:val="28"/>
       <w:sz w:val="56"/>
       <w:szCs w:val="56"/>
     </w:rPr>
@@ -9971,13 +10272,15 @@
     <w:rsid w:val="00A10FD9"/>
     <w:rPr>
       <w:rFonts w:asciiTheme="majorHAnsi" w:cstheme="majorBidi" w:eastAsiaTheme="majorEastAsia" w:hAnsiTheme="majorHAnsi"/>
+      <w:spacing w:val="-10"/>
+      <w:kern w:val="28"/>
       <w:sz w:val="56"/>
       <w:szCs w:val="56"/>
     </w:rPr>
   </w:style>
   <w:style w:styleId="Subtitle" w:type="paragraph">
     <w:name w:val="Subtitle"/>
-    <w:basedOn w:val="Title"/>
+    <w:basedOn w:val="Normal"/>
     <w:next w:val="BodyText"/>
     <w:link w:val="SubtitleChar"/>
     <w:uiPriority w:val="11"/>
@@ -9990,6 +10293,7 @@
     </w:pPr>
     <w:rPr>
       <w:rFonts w:cstheme="majorBidi" w:eastAsiaTheme="majorEastAsia"/>
+      <w:color w:themeColor="text1" w:themeTint="A6" w:val="595959"/>
       <w:spacing w:val="15"/>
       <w:sz w:val="28"/>
       <w:szCs w:val="28"/>
@@ -10011,31 +10315,23 @@
   </w:style>
   <w:style w:customStyle="1" w:styleId="Author" w:type="paragraph">
     <w:name w:val="Author"/>
-    <w:basedOn w:val="Title"/>
     <w:next w:val="BodyText"/>
     <w:qFormat/>
     <w:pPr>
       <w:keepNext/>
       <w:keepLines/>
+      <w:jc w:val="center"/>
     </w:pPr>
-    <w:rPr>
-      <w:sz w:val="24"/>
-      <w:szCs w:val="24"/>
-    </w:rPr>
   </w:style>
   <w:style w:styleId="Date" w:type="paragraph">
     <w:name w:val="Date"/>
-    <w:basedOn w:val="Title"/>
     <w:next w:val="BodyText"/>
     <w:qFormat/>
     <w:pPr>
       <w:keepNext/>
       <w:keepLines/>
+      <w:jc w:val="center"/>
     </w:pPr>
-    <w:rPr>
-      <w:sz w:val="24"/>
-      <w:szCs w:val="24"/>
-    </w:rPr>
   </w:style>
   <w:style w:customStyle="1" w:styleId="AbstractTitle" w:type="paragraph">
     <w:name w:val="Abstract Title"/>
@@ -10050,6 +10346,7 @@
     </w:pPr>
     <w:rPr>
       <w:b/>
+      <w:color w:val="345A8A"/>
       <w:sz w:val="20"/>
       <w:szCs w:val="20"/>
     </w:rPr>
